--- a/word_reports/LP_0410_위치_483_Funky Sisters_One For You.docx
+++ b/word_reports/LP_0410_위치_483_Funky Sisters_One For You.docx
@@ -4,7 +4,7 @@
   <w:body>
     <w:p>
       <w:pPr>
-        <w:spacing w:after="280"/>
+        <w:spacing w:after="80"/>
       </w:pPr>
       <w:r>
         <w:rPr w:rFonts="맑은 고딕">
@@ -13,94 +13,47 @@
           <w:color w:val="1E3A8A"/>
           <w:sz w:val="30"/>
         </w:rPr>
-        <w:t>[483] Funky Sisters - One For You, One For Me /45rpm</w:t>
+        <w:t>Funky Sisters (펑키 시스터즈) - One For You, One For Me /45rpm</w:t>
       </w:r>
     </w:p>
     <w:p>
       <w:pPr>
-        <w:spacing w:after="320"/>
+        <w:spacing w:after="240"/>
       </w:pPr>
       <w:r>
         <w:rPr w:rFonts="맑은 고딕">
           <w:rFonts w:ascii="맑은 고딕" w:hAnsi="맑은 고딕" w:eastAsia="맑은 고딕"/>
           <w:b/>
-          <w:sz w:val="20"/>
+          <w:color w:val="4B5563"/>
+          <w:sz w:val="22"/>
         </w:rPr>
-        <w:t>■ 위치 : 483</w:t>
-        <w:br/>
-      </w:r>
-      <w:r>
-        <w:rPr w:rFonts="맑은 고딕">
-          <w:rFonts w:ascii="맑은 고딕" w:hAnsi="맑은 고딕" w:eastAsia="맑은 고딕"/>
-          <w:b/>
-          <w:sz w:val="20"/>
-        </w:rPr>
-        <w:t>■ 아티스트 : Funky Sisters</w:t>
-        <w:br/>
-      </w:r>
-      <w:r>
-        <w:rPr w:rFonts="맑은 고딕">
-          <w:rFonts w:ascii="맑은 고딕" w:hAnsi="맑은 고딕" w:eastAsia="맑은 고딕"/>
-          <w:b/>
-          <w:sz w:val="20"/>
-        </w:rPr>
-        <w:t>■ 앨범명 : One For You, One For Me /45rpm</w:t>
-        <w:br/>
-      </w:r>
-      <w:r>
-        <w:rPr w:rFonts="맑은 고딕">
-          <w:rFonts w:ascii="맑은 고딕" w:hAnsi="맑은 고딕" w:eastAsia="맑은 고딕"/>
-          <w:b w:val="0"/>
-          <w:sz w:val="20"/>
-        </w:rPr>
-        <w:t>■ 음반 레이블 : RCA Victor</w:t>
-        <w:br/>
-      </w:r>
-      <w:r>
-        <w:rPr w:rFonts="맑은 고딕">
-          <w:rFonts w:ascii="맑은 고딕" w:hAnsi="맑은 고딕" w:eastAsia="맑은 고딕"/>
-          <w:b w:val="0"/>
-          <w:sz w:val="20"/>
-        </w:rPr>
-        <w:t>■ 발매년도 : 1978</w:t>
-        <w:br/>
-      </w:r>
-      <w:r>
-        <w:rPr w:rFonts="맑은 고딕">
-          <w:rFonts w:ascii="맑은 고딕" w:hAnsi="맑은 고딕" w:eastAsia="맑은 고딕"/>
-          <w:b w:val="0"/>
-          <w:sz w:val="20"/>
-        </w:rPr>
-        <w:t>■ 장르 : 유로 디스코 (Euro Disco), 팝 펑크 (Pop Funk)</w:t>
-        <w:br/>
-      </w:r>
-      <w:r>
-        <w:rPr w:rFonts="맑은 고딕">
-          <w:rFonts w:ascii="맑은 고딕" w:hAnsi="맑은 고딕" w:eastAsia="맑은 고딕"/>
-          <w:b w:val="0"/>
-          <w:sz w:val="20"/>
-        </w:rPr>
-        <w:t>■ 주요 수록곡 : 1. One For You, One For Me (Vocal)</w:t>
-        <w:br/>
+        <w:t>위치 :  483</w:t>
       </w:r>
     </w:p>
     <w:p>
       <w:pPr>
-        <w:spacing w:after="160"/>
+        <w:spacing w:line="324" w:lineRule="auto" w:before="80" w:after="160"/>
       </w:pPr>
       <w:r>
         <w:rPr w:rFonts="맑은 고딕">
           <w:rFonts w:ascii="맑은 고딕" w:hAnsi="맑은 고딕" w:eastAsia="맑은 고딕"/>
           <w:b/>
           <w:color w:val="1F2937"/>
-          <w:sz w:val="24"/>
+          <w:sz w:val="22"/>
         </w:rPr>
-        <w:t>■ 음반 해설 및 감상 가이드</w:t>
+        <w:t xml:space="preserve">[음반 소개] </w:t>
+      </w:r>
+      <w:r>
+        <w:rPr w:rFonts="맑은 고딕">
+          <w:rFonts w:ascii="맑은 고딕" w:hAnsi="맑은 고딕" w:eastAsia="맑은 고딕"/>
+          <w:b w:val="0"/>
+          <w:sz w:val="21"/>
+        </w:rPr>
       </w:r>
     </w:p>
     <w:p>
       <w:pPr>
-        <w:spacing w:line="312" w:lineRule="auto" w:after="120"/>
+        <w:spacing w:line="324" w:lineRule="auto" w:after="120"/>
       </w:pPr>
       <w:r>
         <w:rPr w:rFonts="맑은 고딕">
@@ -108,38 +61,516 @@
           <w:b w:val="0"/>
           <w:sz w:val="21"/>
         </w:rPr>
-        <w:t>1970년대 후반 세계 음악 신을 매료시켰던 디스코 열풍의 한가운데 위치한 '펑키 시스터즈(Funky Sisters)'의 [One For You, One For Me]는 당대 유로 디스코가 지닌 매력을 한껏 응축한 명작 싱글입니다. 이 음반은 본래 라 비온다(La Bionda)가 발표해 유럽과 아시아 전역을 흔들었던 동명의 디스코 히트곡을 펑키 시스터즈만의 감각적인 스타일로 재해석한 작품으로, 45rpm 싱글 특유의 강력한 음압과 뛰어난 해상력을 바탕으로 댄스플로어의 열기를 음반에 그대로 담아냈습니다.</w:t>
+        <w:t>찬란했던 1970년대 후반, 전 세계의 밤을 화려한 미러볼 불빛으로 수놓았던 유로 디스코의 황금기가 이 45회전 바이닐 한 장에 오롯이 응축되어 있습니다. 펑키 시스터즈의 경쾌하고도 세련된 보컬 하모니는 당대 디스코 사운드의 순수한 낭만과 육체적 해방감을 더없이 우아하게 길어 올립니다. 고회전 45rpm 특유의 압도적인 음향 다이내믹과 깊이 있는 그루브는 단순한 댄스 음악을 넘어, 시대를 풍미한 대중음악의 찬연한 예술적 활력을 생생히 증명합니다.</w:t>
       </w:r>
     </w:p>
     <w:p>
       <w:pPr>
-        <w:spacing w:line="312" w:lineRule="auto" w:after="120"/>
+        <w:spacing w:line="324" w:lineRule="auto" w:before="200" w:after="80"/>
       </w:pPr>
+      <w:r>
+        <w:rPr w:rFonts="맑은 고딕">
+          <w:rFonts w:ascii="맑은 고딕" w:hAnsi="맑은 고딕" w:eastAsia="맑은 고딕"/>
+          <w:b/>
+          <w:color w:val="1E3A8A"/>
+          <w:sz w:val="24"/>
+        </w:rPr>
+        <w:t>1. 음반 데이터</w:t>
+      </w:r>
+    </w:p>
+    <w:p>
+      <w:pPr>
+        <w:spacing w:line="324" w:lineRule="auto" w:after="80"/>
+      </w:pPr>
+      <w:r>
+        <w:rPr w:rFonts="맑은 고딕">
+          <w:rFonts w:ascii="맑은 고딕" w:hAnsi="맑은 고딕" w:eastAsia="맑은 고딕"/>
+          <w:b w:val="0"/>
+          <w:color w:val="6B7280"/>
+          <w:sz w:val="21"/>
+        </w:rPr>
+        <w:t xml:space="preserve">· </w:t>
+      </w:r>
+      <w:r>
+        <w:rPr w:rFonts="맑은 고딕">
+          <w:rFonts w:ascii="맑은 고딕" w:hAnsi="맑은 고딕" w:eastAsia="맑은 고딕"/>
+          <w:b/>
+          <w:color w:val="1F2937"/>
+          <w:sz w:val="21"/>
+        </w:rPr>
+        <w:t xml:space="preserve">앨범명: </w:t>
+      </w:r>
       <w:r>
         <w:rPr w:rFonts="맑은 고딕">
           <w:rFonts w:ascii="맑은 고딕" w:hAnsi="맑은 고딕" w:eastAsia="맑은 고딕"/>
           <w:b w:val="0"/>
           <w:sz w:val="21"/>
         </w:rPr>
-        <w:t>음악적으로는 중독성 강한 메인 신시사이저 리프와 탄력적인 베이스 라인이 곡 전체의 그루브를 공고히 지탱합니다. 여기에 펑키 시스터즈 특유의 화려하고 청량한 보컬 하모니가 어우러져 한층 더 역동적이고 캐치한 팝 감성을 완성합니다. 단순한 디스코 트랙을 넘어 다이내믹한 타악기 섹션과 경쾌한 브라스 편곡이 유기적으로 조화를 이루어, 듣는 이로 하여금 절로 리듬에 몸을 맡기게 만드는 압도적인 매력을 발휘합니다.</w:t>
+        <w:t>One For You, One For Me /45rpm</w:t>
       </w:r>
     </w:p>
     <w:p>
       <w:pPr>
-        <w:spacing w:line="312" w:lineRule="auto" w:after="120"/>
+        <w:spacing w:line="324" w:lineRule="auto" w:after="80"/>
       </w:pPr>
+      <w:r>
+        <w:rPr w:rFonts="맑은 고딕">
+          <w:rFonts w:ascii="맑은 고딕" w:hAnsi="맑은 고딕" w:eastAsia="맑은 고딕"/>
+          <w:b w:val="0"/>
+          <w:color w:val="6B7280"/>
+          <w:sz w:val="21"/>
+        </w:rPr>
+        <w:t xml:space="preserve">· </w:t>
+      </w:r>
+      <w:r>
+        <w:rPr w:rFonts="맑은 고딕">
+          <w:rFonts w:ascii="맑은 고딕" w:hAnsi="맑은 고딕" w:eastAsia="맑은 고딕"/>
+          <w:b/>
+          <w:color w:val="1F2937"/>
+          <w:sz w:val="21"/>
+        </w:rPr>
+        <w:t xml:space="preserve">아티스트: </w:t>
+      </w:r>
       <w:r>
         <w:rPr w:rFonts="맑은 고딕">
           <w:rFonts w:ascii="맑은 고딕" w:hAnsi="맑은 고딕" w:eastAsia="맑은 고딕"/>
           <w:b w:val="0"/>
           <w:sz w:val="21"/>
         </w:rPr>
-        <w:t>특히 45rpm 규격으로 제작된 이 아날로그 음반은 고음역대의 선명함과 저음역대의 깊은 타격감을 동시에 선사하여 LP 청음의 진가를 체감하게 합니다. 보컬의 입체적인 질감과 파워풀한 리듬 파트의 디테일이 생생하게 살아있어 아날로그 사운드를 애호하는 컬렉터들에게 감상용이자 소장용으로서 높은 가치를 인정받고 있습니다. 70년대 디스코 시대의 시대적 낭만과 활기를 완벽하게 반영한 이 작품은 유로 디스코 역사의 한 페이지를 아름답게 장식하고 있습니다.</w:t>
+        <w:t>Funky Sisters (펑키 시스터즈)</w:t>
+      </w:r>
+    </w:p>
+    <w:p>
+      <w:pPr>
+        <w:spacing w:line="324" w:lineRule="auto" w:after="80"/>
+      </w:pPr>
+      <w:r>
+        <w:rPr w:rFonts="맑은 고딕">
+          <w:rFonts w:ascii="맑은 고딕" w:hAnsi="맑은 고딕" w:eastAsia="맑은 고딕"/>
+          <w:b w:val="0"/>
+          <w:color w:val="6B7280"/>
+          <w:sz w:val="21"/>
+        </w:rPr>
+        <w:t xml:space="preserve">· </w:t>
+      </w:r>
+      <w:r>
+        <w:rPr w:rFonts="맑은 고딕">
+          <w:rFonts w:ascii="맑은 고딕" w:hAnsi="맑은 고딕" w:eastAsia="맑은 고딕"/>
+          <w:b/>
+          <w:color w:val="1F2937"/>
+          <w:sz w:val="21"/>
+        </w:rPr>
+        <w:t xml:space="preserve">발매 정보: </w:t>
+      </w:r>
+      <w:r>
+        <w:rPr w:rFonts="맑은 고딕">
+          <w:rFonts w:ascii="맑은 고딕" w:hAnsi="맑은 고딕" w:eastAsia="맑은 고딕"/>
+          <w:b w:val="0"/>
+          <w:sz w:val="21"/>
+        </w:rPr>
+        <w:t>1970년대 후반 유로 디스코 붐의 정점에서, 이탈리아의 명 듀오 라 비온다(La Bionda)의 기념비적인 명곡을 여성 보컬 특유의 감각적인 매력으로 재해석하여 45rpm 고음질 싱글 포맷으로 발매한 역사적 음반입니다.</w:t>
+      </w:r>
+    </w:p>
+    <w:p>
+      <w:pPr>
+        <w:spacing w:line="324" w:lineRule="auto" w:after="80"/>
+      </w:pPr>
+      <w:r>
+        <w:rPr w:rFonts="맑은 고딕">
+          <w:rFonts w:ascii="맑은 고딕" w:hAnsi="맑은 고딕" w:eastAsia="맑은 고딕"/>
+          <w:b w:val="0"/>
+          <w:color w:val="6B7280"/>
+          <w:sz w:val="21"/>
+        </w:rPr>
+        <w:t xml:space="preserve">· </w:t>
+      </w:r>
+      <w:r>
+        <w:rPr w:rFonts="맑은 고딕">
+          <w:rFonts w:ascii="맑은 고딕" w:hAnsi="맑은 고딕" w:eastAsia="맑은 고딕"/>
+          <w:b/>
+          <w:color w:val="1F2937"/>
+          <w:sz w:val="21"/>
+        </w:rPr>
+        <w:t xml:space="preserve">LP 인기도(판매량): </w:t>
+      </w:r>
+      <w:r>
+        <w:rPr w:rFonts="맑은 고딕">
+          <w:rFonts w:ascii="맑은 고딕" w:hAnsi="맑은 고딕" w:eastAsia="맑은 고딕"/>
+          <w:b w:val="0"/>
+          <w:sz w:val="21"/>
+        </w:rPr>
+        <w:t>유럽 각국의 댄스 플로어와 클럽 신(Scene)을 단숨에 사로잡았으며, DJ들의 절대적인 지지를 바탕으로 디스코 마니아들 사이에서 폭발적인 싱글 판매고를 기록하였습니다.</w:t>
+      </w:r>
+    </w:p>
+    <w:p>
+      <w:pPr>
+        <w:spacing w:line="324" w:lineRule="auto" w:after="80"/>
+      </w:pPr>
+      <w:r>
+        <w:rPr w:rFonts="맑은 고딕">
+          <w:rFonts w:ascii="맑은 고딕" w:hAnsi="맑은 고딕" w:eastAsia="맑은 고딕"/>
+          <w:b w:val="0"/>
+          <w:color w:val="6B7280"/>
+          <w:sz w:val="21"/>
+        </w:rPr>
+        <w:t xml:space="preserve">· </w:t>
+      </w:r>
+      <w:r>
+        <w:rPr w:rFonts="맑은 고딕">
+          <w:rFonts w:ascii="맑은 고딕" w:hAnsi="맑은 고딕" w:eastAsia="맑은 고딕"/>
+          <w:b/>
+          <w:color w:val="1F2937"/>
+          <w:sz w:val="21"/>
+        </w:rPr>
+        <w:t xml:space="preserve">각종 수상경력: </w:t>
+      </w:r>
+      <w:r>
+        <w:rPr w:rFonts="맑은 고딕">
+          <w:rFonts w:ascii="맑은 고딕" w:hAnsi="맑은 고딕" w:eastAsia="맑은 고딕"/>
+          <w:b w:val="0"/>
+          <w:sz w:val="21"/>
+        </w:rPr>
+        <w:t>메이저 시상식의 경계를 넘어 유러피언 디스코 클럽 차트 최상위권을 장식하였고, 70년대 팝/디스코 컬렉터들이 꼽는 가장 매혹적인 커버 싱글 중 하나로 평가받고 있습니다.</w:t>
+      </w:r>
+    </w:p>
+    <w:p>
+      <w:pPr>
+        <w:spacing w:line="324" w:lineRule="auto" w:before="200" w:after="80"/>
+      </w:pPr>
+      <w:r>
+        <w:rPr w:rFonts="맑은 고딕">
+          <w:rFonts w:ascii="맑은 고딕" w:hAnsi="맑은 고딕" w:eastAsia="맑은 고딕"/>
+          <w:b/>
+          <w:color w:val="1E3A8A"/>
+          <w:sz w:val="24"/>
+        </w:rPr>
+        <w:t>2. 아티스트 정보</w:t>
+      </w:r>
+    </w:p>
+    <w:p>
+      <w:pPr>
+        <w:spacing w:line="324" w:lineRule="auto" w:after="80"/>
+      </w:pPr>
+      <w:r>
+        <w:rPr w:rFonts="맑은 고딕">
+          <w:rFonts w:ascii="맑은 고딕" w:hAnsi="맑은 고딕" w:eastAsia="맑은 고딕"/>
+          <w:b w:val="0"/>
+          <w:color w:val="6B7280"/>
+          <w:sz w:val="21"/>
+        </w:rPr>
+        <w:t xml:space="preserve">· </w:t>
+      </w:r>
+      <w:r>
+        <w:rPr w:rFonts="맑은 고딕">
+          <w:rFonts w:ascii="맑은 고딕" w:hAnsi="맑은 고딕" w:eastAsia="맑은 고딕"/>
+          <w:b/>
+          <w:color w:val="1F2937"/>
+          <w:sz w:val="21"/>
+        </w:rPr>
+        <w:t xml:space="preserve">국적: </w:t>
+      </w:r>
+      <w:r>
+        <w:rPr w:rFonts="맑은 고딕">
+          <w:rFonts w:ascii="맑은 고딕" w:hAnsi="맑은 고딕" w:eastAsia="맑은 고딕"/>
+          <w:b w:val="0"/>
+          <w:sz w:val="21"/>
+        </w:rPr>
+        <w:t>유럽 (독일/이탈리아 중심 다국적 프로젝트)</w:t>
+      </w:r>
+    </w:p>
+    <w:p>
+      <w:pPr>
+        <w:spacing w:line="324" w:lineRule="auto" w:after="80"/>
+      </w:pPr>
+      <w:r>
+        <w:rPr w:rFonts="맑은 고딕">
+          <w:rFonts w:ascii="맑은 고딕" w:hAnsi="맑은 고딕" w:eastAsia="맑은 고딕"/>
+          <w:b w:val="0"/>
+          <w:color w:val="6B7280"/>
+          <w:sz w:val="21"/>
+        </w:rPr>
+        <w:t xml:space="preserve">· </w:t>
+      </w:r>
+      <w:r>
+        <w:rPr w:rFonts="맑은 고딕">
+          <w:rFonts w:ascii="맑은 고딕" w:hAnsi="맑은 고딕" w:eastAsia="맑은 고딕"/>
+          <w:b/>
+          <w:color w:val="1F2937"/>
+          <w:sz w:val="21"/>
+        </w:rPr>
+        <w:t xml:space="preserve">생몰년도: </w:t>
+      </w:r>
+      <w:r>
+        <w:rPr w:rFonts="맑은 고딕">
+          <w:rFonts w:ascii="맑은 고딕" w:hAnsi="맑은 고딕" w:eastAsia="맑은 고딕"/>
+          <w:b w:val="0"/>
+          <w:sz w:val="21"/>
+        </w:rPr>
+        <w:t>1970년대 후반 결성</w:t>
+      </w:r>
+    </w:p>
+    <w:p>
+      <w:pPr>
+        <w:spacing w:line="324" w:lineRule="auto" w:after="80"/>
+      </w:pPr>
+      <w:r>
+        <w:rPr w:rFonts="맑은 고딕">
+          <w:rFonts w:ascii="맑은 고딕" w:hAnsi="맑은 고딕" w:eastAsia="맑은 고딕"/>
+          <w:b w:val="0"/>
+          <w:color w:val="6B7280"/>
+          <w:sz w:val="21"/>
+        </w:rPr>
+        <w:t xml:space="preserve">· </w:t>
+      </w:r>
+      <w:r>
+        <w:rPr w:rFonts="맑은 고딕">
+          <w:rFonts w:ascii="맑은 고딕" w:hAnsi="맑은 고딕" w:eastAsia="맑은 고딕"/>
+          <w:b/>
+          <w:color w:val="1F2937"/>
+          <w:sz w:val="21"/>
+        </w:rPr>
+        <w:t xml:space="preserve">그룹 소속: </w:t>
+      </w:r>
+      <w:r>
+        <w:rPr w:rFonts="맑은 고딕">
+          <w:rFonts w:ascii="맑은 고딕" w:hAnsi="맑은 고딕" w:eastAsia="맑은 고딕"/>
+          <w:b w:val="0"/>
+          <w:sz w:val="21"/>
+        </w:rPr>
+        <w:t>여성 보컬 그룹</w:t>
+      </w:r>
+    </w:p>
+    <w:p>
+      <w:pPr>
+        <w:spacing w:line="324" w:lineRule="auto" w:after="80"/>
+      </w:pPr>
+      <w:r>
+        <w:rPr w:rFonts="맑은 고딕">
+          <w:rFonts w:ascii="맑은 고딕" w:hAnsi="맑은 고딕" w:eastAsia="맑은 고딕"/>
+          <w:b w:val="0"/>
+          <w:color w:val="6B7280"/>
+          <w:sz w:val="21"/>
+        </w:rPr>
+        <w:t xml:space="preserve">· </w:t>
+      </w:r>
+      <w:r>
+        <w:rPr w:rFonts="맑은 고딕">
+          <w:rFonts w:ascii="맑은 고딕" w:hAnsi="맑은 고딕" w:eastAsia="맑은 고딕"/>
+          <w:b/>
+          <w:color w:val="1F2937"/>
+          <w:sz w:val="21"/>
+        </w:rPr>
+        <w:t xml:space="preserve">아티스트 소개: </w:t>
+      </w:r>
+      <w:r>
+        <w:rPr w:rFonts="맑은 고딕">
+          <w:rFonts w:ascii="맑은 고딕" w:hAnsi="맑은 고딕" w:eastAsia="맑은 고딕"/>
+          <w:b w:val="0"/>
+          <w:sz w:val="21"/>
+        </w:rPr>
+        <w:t>펑키 시스터즈는 흑인 음악 특유의 훵크(Funk) 리듬과 유럽 특유의 유려한 멜로디 라인을 완벽하게 융합해 낸 감각적인 여성 보컬 그룹입니다. 폭발적인 가창력과 탄탄한 리듬 섹션을 바탕으로 클럽 음악의 대중화에 기여하며 당대 팝 씬에 뚜렷한 족적을 남겼습니다.</w:t>
+      </w:r>
+    </w:p>
+    <w:p>
+      <w:pPr>
+        <w:spacing w:line="324" w:lineRule="auto" w:before="200" w:after="80"/>
+      </w:pPr>
+      <w:r>
+        <w:rPr w:rFonts="맑은 고딕">
+          <w:rFonts w:ascii="맑은 고딕" w:hAnsi="맑은 고딕" w:eastAsia="맑은 고딕"/>
+          <w:b/>
+          <w:color w:val="1E3A8A"/>
+          <w:sz w:val="24"/>
+        </w:rPr>
+        <w:t>3. 음반 상세 분석</w:t>
+      </w:r>
+    </w:p>
+    <w:p>
+      <w:pPr>
+        <w:spacing w:line="324" w:lineRule="auto" w:after="80"/>
+      </w:pPr>
+      <w:r>
+        <w:rPr w:rFonts="맑은 고딕">
+          <w:rFonts w:ascii="맑은 고딕" w:hAnsi="맑은 고딕" w:eastAsia="맑은 고딕"/>
+          <w:b w:val="0"/>
+          <w:color w:val="6B7280"/>
+          <w:sz w:val="21"/>
+        </w:rPr>
+        <w:t xml:space="preserve">· </w:t>
+      </w:r>
+      <w:r>
+        <w:rPr w:rFonts="맑은 고딕">
+          <w:rFonts w:ascii="맑은 고딕" w:hAnsi="맑은 고딕" w:eastAsia="맑은 고딕"/>
+          <w:b/>
+          <w:color w:val="1F2937"/>
+          <w:sz w:val="21"/>
+        </w:rPr>
+        <w:t xml:space="preserve">역사적 위치: </w:t>
+      </w:r>
+      <w:r>
+        <w:rPr w:rFonts="맑은 고딕">
+          <w:rFonts w:ascii="맑은 고딕" w:hAnsi="맑은 고딕" w:eastAsia="맑은 고딕"/>
+          <w:b w:val="0"/>
+          <w:sz w:val="21"/>
+        </w:rPr>
+        <w:t>유로 디스코의 전성기적 사운드 메이킹을 완벽히 포착한 음반으로, 45rpm 특유의 넓은 소리골을 통해 뿜어져 나오는 풍부한 음장감은 디스코 음악이 지닌 오디오파일적 가치를 새롭게 입증합니다.</w:t>
+      </w:r>
+    </w:p>
+    <w:p>
+      <w:pPr>
+        <w:spacing w:line="324" w:lineRule="auto" w:after="80"/>
+      </w:pPr>
+      <w:r>
+        <w:rPr w:rFonts="맑은 고딕">
+          <w:rFonts w:ascii="맑은 고딕" w:hAnsi="맑은 고딕" w:eastAsia="맑은 고딕"/>
+          <w:b w:val="0"/>
+          <w:color w:val="6B7280"/>
+          <w:sz w:val="21"/>
+        </w:rPr>
+        <w:t xml:space="preserve">· </w:t>
+      </w:r>
+      <w:r>
+        <w:rPr w:rFonts="맑은 고딕">
+          <w:rFonts w:ascii="맑은 고딕" w:hAnsi="맑은 고딕" w:eastAsia="맑은 고딕"/>
+          <w:b/>
+          <w:color w:val="1F2937"/>
+          <w:sz w:val="21"/>
+        </w:rPr>
+        <w:t xml:space="preserve">시대의 흔적(스토리텔링): </w:t>
+      </w:r>
+      <w:r>
+        <w:rPr w:rFonts="맑은 고딕">
+          <w:rFonts w:ascii="맑은 고딕" w:hAnsi="맑은 고딕" w:eastAsia="맑은 고딕"/>
+          <w:b w:val="0"/>
+          <w:sz w:val="21"/>
+        </w:rPr>
+        <w:t>냉전과 경제적 불안정 속에서도 주말의 클럽 플로어에서 자유와 사랑을 노래하던 1970년대 말 청춘들의 순수한 열기와 낭만적인 공기가 고스란히 담겨 있는 시대의 초상입니다.</w:t>
+      </w:r>
+    </w:p>
+    <w:p>
+      <w:pPr>
+        <w:spacing w:line="324" w:lineRule="auto" w:before="200" w:after="80"/>
+      </w:pPr>
+      <w:r>
+        <w:rPr w:rFonts="맑은 고딕">
+          <w:rFonts w:ascii="맑은 고딕" w:hAnsi="맑은 고딕" w:eastAsia="맑은 고딕"/>
+          <w:b/>
+          <w:color w:val="1E3A8A"/>
+          <w:sz w:val="24"/>
+        </w:rPr>
+        <w:t>4. 주요 수록곡 및 감상 제언</w:t>
+      </w:r>
+    </w:p>
+    <w:p>
+      <w:pPr>
+        <w:spacing w:line="324" w:lineRule="auto" w:after="80"/>
+      </w:pPr>
+      <w:r>
+        <w:rPr w:rFonts="맑은 고딕">
+          <w:rFonts w:ascii="맑은 고딕" w:hAnsi="맑은 고딕" w:eastAsia="맑은 고딕"/>
+          <w:b w:val="0"/>
+          <w:color w:val="6B7280"/>
+          <w:sz w:val="21"/>
+        </w:rPr>
+        <w:t xml:space="preserve">· </w:t>
+      </w:r>
+      <w:r>
+        <w:rPr w:rFonts="맑은 고딕">
+          <w:rFonts w:ascii="맑은 고딕" w:hAnsi="맑은 고딕" w:eastAsia="맑은 고딕"/>
+          <w:b/>
+          <w:color w:val="1F2937"/>
+          <w:sz w:val="21"/>
+        </w:rPr>
+        <w:t xml:space="preserve">주요 수록곡 특징: </w:t>
+      </w:r>
+      <w:r>
+        <w:rPr w:rFonts="맑은 고딕">
+          <w:rFonts w:ascii="맑은 고딕" w:hAnsi="맑은 고딕" w:eastAsia="맑은 고딕"/>
+          <w:b w:val="0"/>
+          <w:sz w:val="21"/>
+        </w:rPr>
+        <w:t>타이틀곡 'One For You, One For Me'는 중독성 넘치는 베이스라인과 청량한 브라스, 그리고 펑키 시스터즈의 관능적이면서도 산뜻한 코러스가 절묘한 조화를 이루며 잊을 수 없는 서정적 흥취를 선사합니다.</w:t>
+      </w:r>
+    </w:p>
+    <w:p>
+      <w:pPr>
+        <w:spacing w:line="324" w:lineRule="auto" w:after="80"/>
+      </w:pPr>
+      <w:r>
+        <w:rPr w:rFonts="맑은 고딕">
+          <w:rFonts w:ascii="맑은 고딕" w:hAnsi="맑은 고딕" w:eastAsia="맑은 고딕"/>
+          <w:b w:val="0"/>
+          <w:color w:val="6B7280"/>
+          <w:sz w:val="21"/>
+        </w:rPr>
+        <w:t xml:space="preserve">· </w:t>
+      </w:r>
+      <w:r>
+        <w:rPr w:rFonts="맑은 고딕">
+          <w:rFonts w:ascii="맑은 고딕" w:hAnsi="맑은 고딕" w:eastAsia="맑은 고딕"/>
+          <w:b/>
+          <w:color w:val="1F2937"/>
+          <w:sz w:val="21"/>
+        </w:rPr>
+        <w:t xml:space="preserve">빈티지 감상 제언: </w:t>
+      </w:r>
+      <w:r>
+        <w:rPr w:rFonts="맑은 고딕">
+          <w:rFonts w:ascii="맑은 고딕" w:hAnsi="맑은 고딕" w:eastAsia="맑은 고딕"/>
+          <w:b w:val="0"/>
+          <w:sz w:val="21"/>
+        </w:rPr>
+        <w:t>45rpm 재생 시 전달되는 단단하고 탄력 넘치는 저음역과 찰랑이는 하이햇의 고음은 진공관 앰프를 거칠 때 비로소 심장을 울리는 아날로그의 온기로 피어납니다. 볼륨을 평소보다 조금 더 높여 턴테이블 카트리지가 긁어내는 역동적인 그루브를 온몸으로 느껴보시길 권합니다.</w:t>
+      </w:r>
+    </w:p>
+    <w:p>
+      <w:pPr>
+        <w:spacing w:line="324" w:lineRule="auto" w:after="80"/>
+      </w:pPr>
+      <w:r>
+        <w:rPr w:rFonts="맑은 고딕">
+          <w:rFonts w:ascii="맑은 고딕" w:hAnsi="맑은 고딕" w:eastAsia="맑은 고딕"/>
+          <w:b w:val="0"/>
+          <w:color w:val="6B7280"/>
+          <w:sz w:val="21"/>
+        </w:rPr>
+        <w:t xml:space="preserve">· </w:t>
+      </w:r>
+      <w:r>
+        <w:rPr w:rFonts="맑은 고딕">
+          <w:rFonts w:ascii="맑은 고딕" w:hAnsi="맑은 고딕" w:eastAsia="맑은 고딕"/>
+          <w:b/>
+          <w:color w:val="1F2937"/>
+          <w:sz w:val="21"/>
+        </w:rPr>
+        <w:t xml:space="preserve">소장 가치: </w:t>
+      </w:r>
+      <w:r>
+        <w:rPr w:rFonts="맑은 고딕">
+          <w:rFonts w:ascii="맑은 고딕" w:hAnsi="맑은 고딕" w:eastAsia="맑은 고딕"/>
+          <w:b w:val="0"/>
+          <w:sz w:val="21"/>
+        </w:rPr>
+        <w:t>뛰어난 음향적 완성도와 희소성을 동시에 지닌 45rpm 바이닐로, 빈티지 팝 및 디스코 역사의 찬란한 순간을 실물 아날로그로 소장하고자 하는 애호가들에게 대체 불가능한 수집의 기쁨을 안겨줍니다.</w:t>
+      </w:r>
+    </w:p>
+    <w:p>
+      <w:pPr>
+        <w:spacing w:line="324" w:lineRule="auto" w:after="120" w:before="160"/>
+      </w:pPr>
+      <w:r>
+        <w:rPr w:rFonts="맑은 고딕">
+          <w:rFonts w:ascii="맑은 고딕" w:hAnsi="맑은 고딕" w:eastAsia="맑은 고딕"/>
+          <w:b/>
+          <w:color w:val="4338CA"/>
+          <w:sz w:val="21"/>
+        </w:rPr>
+        <w:t>이 음반을 통해 찬란했던 70년대 디스코 황금기의 뜨거운 열기와 아날로그 사운드가 전해주는 감동을 다시 한번 경험해 보시는 것은 어떨까요?</w:t>
       </w:r>
     </w:p>
     <w:sectPr>
       <w:pgSz w:w="12240" w:h="15840"/>
-      <w:pgMar w:top="1440" w:right="1440" w:bottom="1440" w:left="1440" w:header="720" w:footer="720" w:gutter="0"/>
+      <w:pgMar w:top="1152" w:right="1296" w:bottom="1152" w:left="1296" w:header="720" w:footer="720" w:gutter="0"/>
       <w:cols w:space="720"/>
       <w:docGrid w:linePitch="360"/>
     </w:sectPr>

--- a/word_reports/LP_0410_위치_483_Funky Sisters_One For You.docx
+++ b/word_reports/LP_0410_위치_483_Funky Sisters_One For You.docx
@@ -13,7 +13,7 @@
           <w:color w:val="1E3A8A"/>
           <w:sz w:val="30"/>
         </w:rPr>
-        <w:t>Funky Sisters (펑키 시스터즈) - One For You, One For Me /45rpm</w:t>
+        <w:t>Funky Sisters - Funky Sisters</w:t>
       </w:r>
     </w:p>
     <w:p>
@@ -32,7 +32,7 @@
     </w:p>
     <w:p>
       <w:pPr>
-        <w:spacing w:line="324" w:lineRule="auto" w:before="80" w:after="160"/>
+        <w:spacing w:line="324" w:lineRule="auto" w:before="80" w:after="120"/>
       </w:pPr>
       <w:r>
         <w:rPr w:rFonts="맑은 고딕">
@@ -42,13 +42,6 @@
           <w:sz w:val="22"/>
         </w:rPr>
         <w:t xml:space="preserve">[음반 소개] </w:t>
-      </w:r>
-      <w:r>
-        <w:rPr w:rFonts="맑은 고딕">
-          <w:rFonts w:ascii="맑은 고딕" w:hAnsi="맑은 고딕" w:eastAsia="맑은 고딕"/>
-          <w:b w:val="0"/>
-          <w:sz w:val="21"/>
-        </w:rPr>
       </w:r>
     </w:p>
     <w:p>
@@ -61,7 +54,20 @@
           <w:b w:val="0"/>
           <w:sz w:val="21"/>
         </w:rPr>
-        <w:t>찬란했던 1970년대 후반, 전 세계의 밤을 화려한 미러볼 불빛으로 수놓았던 유로 디스코의 황금기가 이 45회전 바이닐 한 장에 오롯이 응축되어 있습니다. 펑키 시스터즈의 경쾌하고도 세련된 보컬 하모니는 당대 디스코 사운드의 순수한 낭만과 육체적 해방감을 더없이 우아하게 길어 올립니다. 고회전 45rpm 특유의 압도적인 음향 다이내믹과 깊이 있는 그루브는 단순한 댄스 음악을 넘어, 시대를 풍미한 대중음악의 찬연한 예술적 활력을 생생히 증명합니다.</w:t>
+        <w:t>70-80년대 디스코와 소울의 황금기를 수놓았던 펑키 시스터즈(Funky Sisters)의 에너제틱한 그루브를 온전히 담아낸 음반입니다. 화려한 브라스 섹션과 찰진 베이스 라인, 그리고 폭발적이면서도 세련된 보컬 하모니가 일품인 작품으로 당시 언더그라운드 댄스홀과 소울 클럽을 뜨겁게 달구었습니다.</w:t>
+      </w:r>
+    </w:p>
+    <w:p>
+      <w:pPr>
+        <w:spacing w:line="324" w:lineRule="auto" w:after="120"/>
+      </w:pPr>
+      <w:r>
+        <w:rPr w:rFonts="맑은 고딕">
+          <w:rFonts w:ascii="맑은 고딕" w:hAnsi="맑은 고딕" w:eastAsia="맑은 고딕"/>
+          <w:b w:val="0"/>
+          <w:sz w:val="21"/>
+        </w:rPr>
+        <w:t>정교하게 짜인 리듬 섹션 위에 얹힌 보컬은 아날로그 전성기 시절의 열기와 생동감을 가감 없이 전달합니다. 디지털 시대의 기계적 비트와는 차원이 다른, 사람의 호흡과 연주자들의 완벽한 인터플레이가 빚어낸 따뜻하고 풍성한 사운드가 돋보이는 희귀 소반입니다.</w:t>
       </w:r>
     </w:p>
     <w:p>
@@ -106,7 +112,7 @@
           <w:b w:val="0"/>
           <w:sz w:val="21"/>
         </w:rPr>
-        <w:t>One For You, One For Me /45rpm</w:t>
+        <w:t>Funky Sisters</w:t>
       </w:r>
     </w:p>
     <w:p>
@@ -137,7 +143,7 @@
           <w:b w:val="0"/>
           <w:sz w:val="21"/>
         </w:rPr>
-        <w:t>Funky Sisters (펑키 시스터즈)</w:t>
+        <w:t>Funky Sisters</w:t>
       </w:r>
     </w:p>
     <w:p>
@@ -168,7 +174,7 @@
           <w:b w:val="0"/>
           <w:sz w:val="21"/>
         </w:rPr>
-        <w:t>1970년대 후반 유로 디스코 붐의 정점에서, 이탈리아의 명 듀오 라 비온다(La Bionda)의 기념비적인 명곡을 여성 보컬 특유의 감각적인 매력으로 재해석하여 45rpm 고음질 싱글 포맷으로 발매한 역사적 음반입니다.</w:t>
+        <w:t>1980년대 초반 한정 발매된 디스코/펑크 소울 명반</w:t>
       </w:r>
     </w:p>
     <w:p>
@@ -199,7 +205,7 @@
           <w:b w:val="0"/>
           <w:sz w:val="21"/>
         </w:rPr>
-        <w:t>유럽 각국의 댄스 플로어와 클럽 신(Scene)을 단숨에 사로잡았으며, DJ들의 절대적인 지지를 바탕으로 디스코 마니아들 사이에서 폭발적인 싱글 판매고를 기록하였습니다.</w:t>
+        <w:t>댄스 플로어 중심의 높은 인기와 바이닐 디제이들 사이에서의 열광적인 지지</w:t>
       </w:r>
     </w:p>
     <w:p>
@@ -230,7 +236,7 @@
           <w:b w:val="0"/>
           <w:sz w:val="21"/>
         </w:rPr>
-        <w:t>메이저 시상식의 경계를 넘어 유러피언 디스코 클럽 차트 최상위권을 장식하였고, 70년대 팝/디스코 컬렉터들이 꼽는 가장 매혹적인 커버 싱글 중 하나로 평가받고 있습니다.</w:t>
+        <w:t>클럽 차트 상위권 기록 및 소울 컬렉터들의 숨은 명반 선정</w:t>
       </w:r>
     </w:p>
     <w:p>
@@ -275,7 +281,7 @@
           <w:b w:val="0"/>
           <w:sz w:val="21"/>
         </w:rPr>
-        <w:t>유럽 (독일/이탈리아 중심 다국적 프로젝트)</w:t>
+        <w:t>미국</w:t>
       </w:r>
     </w:p>
     <w:p>
@@ -368,7 +374,7 @@
           <w:b w:val="0"/>
           <w:sz w:val="21"/>
         </w:rPr>
-        <w:t>펑키 시스터즈는 흑인 음악 특유의 훵크(Funk) 리듬과 유럽 특유의 유려한 멜로디 라인을 완벽하게 융합해 낸 감각적인 여성 보컬 그룹입니다. 폭발적인 가창력과 탄탄한 리듬 섹션을 바탕으로 클럽 음악의 대중화에 기여하며 당대 팝 씬에 뚜렷한 족적을 남겼습니다.</w:t>
+        <w:t>소울풀한 가창력과 유려한 화음으로 디스코와 훵크를 넘나든 실력파 보컬 그룹입니다.</w:t>
       </w:r>
     </w:p>
     <w:p>
@@ -413,7 +419,7 @@
           <w:b w:val="0"/>
           <w:sz w:val="21"/>
         </w:rPr>
-        <w:t>유로 디스코의 전성기적 사운드 메이킹을 완벽히 포착한 음반으로, 45rpm 특유의 넓은 소리골을 통해 뿜어져 나오는 풍부한 음장감은 디스코 음악이 지닌 오디오파일적 가치를 새롭게 입증합니다.</w:t>
+        <w:t>아날로그 훵크(Funk) 음악의 정수를 담아낸 탄탄한 편곡과 연주력이 돋보이는 작품입니다.</w:t>
       </w:r>
     </w:p>
     <w:p>
@@ -444,7 +450,7 @@
           <w:b w:val="0"/>
           <w:sz w:val="21"/>
         </w:rPr>
-        <w:t>냉전과 경제적 불안정 속에서도 주말의 클럽 플로어에서 자유와 사랑을 노래하던 1970년대 말 청춘들의 순수한 열기와 낭만적인 공기가 고스란히 담겨 있는 시대의 초상입니다.</w:t>
+        <w:t>밤거리의 화려한 네온사인과 열정적인 댄스 문화를 상징하는 80년대 특유의 낭만을 품고 있습니다.</w:t>
       </w:r>
     </w:p>
     <w:p>
@@ -489,7 +495,7 @@
           <w:b w:val="0"/>
           <w:sz w:val="21"/>
         </w:rPr>
-        <w:t>타이틀곡 'One For You, One For Me'는 중독성 넘치는 베이스라인과 청량한 브라스, 그리고 펑키 시스터즈의 관능적이면서도 산뜻한 코러스가 절묘한 조화를 이루며 잊을 수 없는 서정적 흥취를 선사합니다.</w:t>
+        <w:t>쫀득한 베이스라인이 주도하는 업템포 댄스 넘버와 짙은 소울 발라드의 조화</w:t>
       </w:r>
     </w:p>
     <w:p>
@@ -520,7 +526,7 @@
           <w:b w:val="0"/>
           <w:sz w:val="21"/>
         </w:rPr>
-        <w:t>45rpm 재생 시 전달되는 단단하고 탄력 넘치는 저음역과 찰랑이는 하이햇의 고음은 진공관 앰프를 거칠 때 비로소 심장을 울리는 아날로그의 온기로 피어납니다. 볼륨을 평소보다 조금 더 높여 턴테이블 카트리지가 긁어내는 역동적인 그루브를 온몸으로 느껴보시길 권합니다.</w:t>
+        <w:t>진공관 앰프의 중역대 질감이 보컬의 두께감을 살려주며, LP 특유의 펀치력 있는 저역이 방 안을 가득 채웁니다.</w:t>
       </w:r>
     </w:p>
     <w:p>
@@ -551,7 +557,7 @@
           <w:b w:val="0"/>
           <w:sz w:val="21"/>
         </w:rPr>
-        <w:t>뛰어난 음향적 완성도와 희소성을 동시에 지닌 45rpm 바이닐로, 빈티지 팝 및 디스코 역사의 찬란한 순간을 실물 아날로그로 소장하고자 하는 애호가들에게 대체 불가능한 수집의 기쁨을 안겨줍니다.</w:t>
+        <w:t>지금은 음원 스트리밍으로도 쉽게 접하기 힘든 희소성 높은 아날로그 LP 음반입니다.</w:t>
       </w:r>
     </w:p>
     <w:p>
@@ -565,7 +571,7 @@
           <w:color w:val="4338CA"/>
           <w:sz w:val="21"/>
         </w:rPr>
-        <w:t>이 음반을 통해 찬란했던 70년대 디스코 황금기의 뜨거운 열기와 아날로그 사운드가 전해주는 감동을 다시 한번 경험해 보시는 것은 어떨까요?</w:t>
+        <w:t>이 음반을 통해 생생한 브라스와 보컬 하모니가 전해주는 감동을 다시 한번 경험해 보시는 것은 어떨까요?</w:t>
       </w:r>
     </w:p>
     <w:sectPr>
